--- a/Bbbb-Pau/B611-1Tm.docx
+++ b/Bbbb-Pau/B611-1Tm.docx
@@ -13,7 +13,7 @@
           <w:color w:val="C00000"/>
           <w:sz w:val="32"/>
           <w:szCs w:val="32"/>
-          <w:lang w:eastAsia="en-GB" w:bidi="he-IL"/>
+          <w:lang w:val="en-GB"/>
         </w:rPr>
       </w:pPr>
       <w:r>
@@ -32,7 +32,7 @@
           <w:sz w:val="32"/>
           <w:szCs w:val="32"/>
         </w:rPr>
-        <w:t xml:space="preserve">Пе́рвое </w:t>
+        <w:t>п</w:t>
       </w:r>
       <w:r>
         <w:rPr>
@@ -41,7 +41,7 @@
           <w:sz w:val="32"/>
           <w:szCs w:val="32"/>
         </w:rPr>
-        <w:t xml:space="preserve">къ </w:t>
+        <w:t xml:space="preserve">е́рвое </w:t>
       </w:r>
       <w:r>
         <w:rPr>
@@ -50,7 +50,7 @@
           <w:sz w:val="32"/>
           <w:szCs w:val="32"/>
         </w:rPr>
-        <w:t>Тїмоѳе́ю</w:t>
+        <w:t xml:space="preserve">къ </w:t>
       </w:r>
       <w:r>
         <w:rPr>
@@ -59,7 +59,7 @@
           <w:sz w:val="32"/>
           <w:szCs w:val="32"/>
         </w:rPr>
-        <w:br/>
+        <w:t>т</w:t>
       </w:r>
       <w:r>
         <w:rPr>
@@ -68,7 +68,26 @@
           <w:sz w:val="32"/>
           <w:szCs w:val="32"/>
         </w:rPr>
-        <w:t>С</w:t>
+        <w:t>їмоѳе́ю</w:t>
+      </w:r>
+      <w:r>
+        <w:rPr>
+          <w:rFonts w:ascii="Pochaevsk" w:hAnsi="Pochaevsk"/>
+          <w:color w:val="C00000"/>
+          <w:sz w:val="32"/>
+          <w:szCs w:val="32"/>
+          <w:lang w:val="en-GB"/>
+        </w:rPr>
+        <w:t xml:space="preserve"> </w:t>
+      </w:r>
+      <w:r>
+        <w:rPr>
+          <w:rFonts w:ascii="Pochaevsk" w:hAnsi="Pochaevsk"/>
+          <w:color w:val="C00000"/>
+          <w:sz w:val="32"/>
+          <w:szCs w:val="32"/>
+        </w:rPr>
+        <w:t>с</w:t>
       </w:r>
       <w:r>
         <w:rPr>
@@ -113,7 +132,16 @@
           <w:sz w:val="32"/>
           <w:szCs w:val="32"/>
         </w:rPr>
-        <w:t>Па</w:t>
+        <w:t>п</w:t>
+      </w:r>
+      <w:r>
+        <w:rPr>
+          <w:rFonts w:ascii="Pochaevsk" w:hAnsi="Pochaevsk" w:cs="Cambria"/>
+          <w:color w:val="C00000"/>
+          <w:sz w:val="32"/>
+          <w:szCs w:val="32"/>
+        </w:rPr>
+        <w:t>а</w:t>
       </w:r>
       <w:r>
         <w:rPr>
@@ -5865,128 +5893,121 @@
           <w:rFonts w:ascii="Pochaevsk" w:hAnsi="Pochaevsk"/>
           <w:color w:val="202122"/>
         </w:rPr>
-        <w:t xml:space="preserve"> Є҆ди́нъ бо є҆́сть бг҃ъ, и҆ є҆ди́нъ хода́тай бг҃а и҆ человѣ́кѡвъ, </w:t>
-      </w:r>
-      <w:r>
-        <w:rPr>
-          <w:rFonts w:ascii="Pochaevsk" w:hAnsi="Pochaevsk"/>
+        <w:t> Є҆ди́нъ бо є҆́сть бг҃ъ, и҆ є҆ди́нъ хода́тай бг҃а и҆ человѣ́кѡвъ, чл҃вѣ́къ хр</w:t>
+      </w:r>
+      <w:r>
+        <w:rPr>
+          <w:rFonts w:ascii="Pochaevsk" w:hAnsi="Pochaevsk" w:cs="Segoe UI"/>
+          <w:color w:val="202122"/>
+        </w:rPr>
+        <w:t>ⷭ</w:t>
+      </w:r>
+      <w:r>
+        <w:rPr>
+          <w:rFonts w:ascii="Pochaevsk" w:hAnsi="Pochaevsk" w:cs="Cambria"/>
+          <w:color w:val="202122"/>
+        </w:rPr>
+        <w:t>҇то</w:t>
+      </w:r>
+      <w:r>
+        <w:rPr>
+          <w:rFonts w:ascii="Pochaevsk" w:hAnsi="Pochaevsk"/>
+          <w:color w:val="202122"/>
+        </w:rPr>
+        <w:t>́</w:t>
+      </w:r>
+      <w:r>
+        <w:rPr>
+          <w:rFonts w:ascii="Pochaevsk" w:hAnsi="Pochaevsk" w:cs="Cambria"/>
+          <w:color w:val="202122"/>
+        </w:rPr>
+        <w:t>съ</w:t>
+      </w:r>
+      <w:r>
+        <w:rPr>
+          <w:rFonts w:ascii="Pochaevsk" w:hAnsi="Pochaevsk"/>
+          <w:color w:val="202122"/>
+        </w:rPr>
+        <w:t xml:space="preserve"> </w:t>
+      </w:r>
+      <w:r>
+        <w:rPr>
+          <w:rFonts w:ascii="Pochaevsk" w:hAnsi="Pochaevsk" w:cs="Cambria"/>
+          <w:color w:val="202122"/>
+        </w:rPr>
+        <w:t>і҆и҃съ</w:t>
+      </w:r>
+      <w:r>
+        <w:rPr>
+          <w:rFonts w:ascii="Pochaevsk" w:hAnsi="Pochaevsk"/>
+          <w:color w:val="202122"/>
+        </w:rPr>
+        <w:t>,</w:t>
+      </w:r>
+      <w:r>
+        <w:rPr>
+          <w:rFonts w:ascii="Pochaevsk" w:hAnsi="Pochaevsk" w:cs="Cambria"/>
+          <w:color w:val="202122"/>
+        </w:rPr>
+        <w:t> </w:t>
+      </w:r>
+      <w:r>
+        <w:rPr>
+          <w:rStyle w:val="smaller"/>
+          <w:rFonts w:ascii="Pochaevsk" w:hAnsi="Pochaevsk"/>
+          <w:color w:val="B22222"/>
+        </w:rPr>
+        <w:t>ѕ҃</w:t>
+      </w:r>
+      <w:r>
+        <w:rPr>
+          <w:rFonts w:ascii="Pochaevsk" w:hAnsi="Pochaevsk"/>
+          <w:color w:val="202122"/>
+        </w:rPr>
+        <w:t> да́вый себѐ и҆збавле́нїе за всѣ́хъ: свидѣ́телство времены̀ свои́ми, </w:t>
+      </w:r>
+      <w:r>
+        <w:rPr>
+          <w:rStyle w:val="smaller"/>
+          <w:rFonts w:ascii="Pochaevsk" w:hAnsi="Pochaevsk"/>
+          <w:color w:val="B22222"/>
+        </w:rPr>
+        <w:t>з҃</w:t>
+      </w:r>
+      <w:r>
+        <w:rPr>
+          <w:rFonts w:ascii="Pochaevsk" w:hAnsi="Pochaevsk"/>
+          <w:color w:val="202122"/>
+        </w:rPr>
+        <w:t> въ не́же поста́вленъ бы́хъ а҆́зъ проповѣ́дникъ и҆ а҆п</w:t>
+      </w:r>
+      <w:r>
+        <w:rPr>
+          <w:rFonts w:ascii="Pochaevsk" w:hAnsi="Pochaevsk" w:cs="Segoe UI"/>
+          <w:color w:val="202122"/>
+        </w:rPr>
+        <w:t>ⷭ</w:t>
+      </w:r>
+      <w:r>
+        <w:rPr>
+          <w:rFonts w:ascii="Pochaevsk" w:hAnsi="Pochaevsk" w:cs="Cambria"/>
+          <w:color w:val="202122"/>
+        </w:rPr>
+        <w:t>҇лъ</w:t>
+      </w:r>
+      <w:r>
+        <w:rPr>
+          <w:rFonts w:ascii="Pochaevsk" w:hAnsi="Pochaevsk"/>
+          <w:color w:val="202122"/>
+        </w:rPr>
+        <w:t xml:space="preserve">, </w:t>
+      </w:r>
+      <w:r>
+        <w:rPr>
+          <w:rFonts w:ascii="Pochaevsk" w:hAnsi="Pochaevsk" w:cs="Cambria"/>
           <w:color w:val="202122"/>
         </w:rPr>
         <w:lastRenderedPageBreak/>
-        <w:t>чл҃вѣ́къ хр</w:t>
-      </w:r>
-      <w:r>
-        <w:rPr>
-          <w:rFonts w:ascii="Pochaevsk" w:hAnsi="Pochaevsk" w:cs="Segoe UI"/>
-          <w:color w:val="202122"/>
-        </w:rPr>
-        <w:t>ⷭ</w:t>
-      </w:r>
-      <w:r>
-        <w:rPr>
-          <w:rFonts w:ascii="Pochaevsk" w:hAnsi="Pochaevsk" w:cs="Cambria"/>
-          <w:color w:val="202122"/>
-        </w:rPr>
-        <w:t>҇то</w:t>
-      </w:r>
-      <w:r>
-        <w:rPr>
-          <w:rFonts w:ascii="Pochaevsk" w:hAnsi="Pochaevsk"/>
-          <w:color w:val="202122"/>
-        </w:rPr>
-        <w:t>́</w:t>
-      </w:r>
-      <w:r>
-        <w:rPr>
-          <w:rFonts w:ascii="Pochaevsk" w:hAnsi="Pochaevsk" w:cs="Cambria"/>
-          <w:color w:val="202122"/>
-        </w:rPr>
-        <w:t>съ</w:t>
-      </w:r>
-      <w:r>
-        <w:rPr>
-          <w:rFonts w:ascii="Pochaevsk" w:hAnsi="Pochaevsk"/>
-          <w:color w:val="202122"/>
-        </w:rPr>
-        <w:t xml:space="preserve"> </w:t>
-      </w:r>
-      <w:r>
-        <w:rPr>
-          <w:rFonts w:ascii="Pochaevsk" w:hAnsi="Pochaevsk" w:cs="Cambria"/>
-          <w:color w:val="202122"/>
-        </w:rPr>
-        <w:t>і҆и҃съ</w:t>
-      </w:r>
-      <w:r>
-        <w:rPr>
-          <w:rFonts w:ascii="Pochaevsk" w:hAnsi="Pochaevsk"/>
-          <w:color w:val="202122"/>
-        </w:rPr>
-        <w:t>,</w:t>
-      </w:r>
-      <w:r>
-        <w:rPr>
-          <w:rFonts w:ascii="Pochaevsk" w:hAnsi="Pochaevsk" w:cs="Cambria"/>
-          <w:color w:val="202122"/>
-        </w:rPr>
-        <w:t> </w:t>
-      </w:r>
-      <w:r>
-        <w:rPr>
-          <w:rStyle w:val="smaller"/>
-          <w:rFonts w:ascii="Pochaevsk" w:hAnsi="Pochaevsk"/>
-          <w:color w:val="B22222"/>
-        </w:rPr>
-        <w:t>ѕ҃</w:t>
-      </w:r>
-      <w:r>
-        <w:rPr>
-          <w:rFonts w:ascii="Pochaevsk" w:hAnsi="Pochaevsk"/>
-          <w:color w:val="202122"/>
-        </w:rPr>
-        <w:t> да́вый себѐ и҆збавле́нїе за всѣ́хъ: свидѣ́телство времены̀ свои́ми, </w:t>
-      </w:r>
-      <w:r>
-        <w:rPr>
-          <w:rStyle w:val="smaller"/>
-          <w:rFonts w:ascii="Pochaevsk" w:hAnsi="Pochaevsk"/>
-          <w:color w:val="B22222"/>
-        </w:rPr>
-        <w:t>з҃</w:t>
-      </w:r>
-      <w:r>
-        <w:rPr>
-          <w:rFonts w:ascii="Pochaevsk" w:hAnsi="Pochaevsk"/>
-          <w:color w:val="202122"/>
-        </w:rPr>
-        <w:t> въ не́же поста́вленъ бы́хъ а҆́зъ проповѣ́дникъ и҆ а҆п</w:t>
-      </w:r>
-      <w:r>
-        <w:rPr>
-          <w:rFonts w:ascii="Pochaevsk" w:hAnsi="Pochaevsk" w:cs="Segoe UI"/>
-          <w:color w:val="202122"/>
-        </w:rPr>
-        <w:t>ⷭ</w:t>
-      </w:r>
-      <w:r>
-        <w:rPr>
-          <w:rFonts w:ascii="Pochaevsk" w:hAnsi="Pochaevsk" w:cs="Cambria"/>
-          <w:color w:val="202122"/>
-        </w:rPr>
-        <w:t>҇лъ</w:t>
-      </w:r>
-      <w:r>
-        <w:rPr>
-          <w:rFonts w:ascii="Pochaevsk" w:hAnsi="Pochaevsk"/>
-          <w:color w:val="202122"/>
-        </w:rPr>
-        <w:t xml:space="preserve">, </w:t>
-      </w:r>
-      <w:r>
-        <w:rPr>
-          <w:rFonts w:ascii="Pochaevsk" w:hAnsi="Pochaevsk" w:cs="Cambria"/>
-          <w:color w:val="202122"/>
-        </w:rPr>
         <w:t>и҆</w:t>
       </w:r>
       <w:r>
@@ -12368,254 +12389,247 @@
           <w:rFonts w:ascii="Pochaevsk" w:hAnsi="Pochaevsk"/>
           <w:color w:val="202122"/>
         </w:rPr>
-        <w:t xml:space="preserve"> Занѐ всѧ́кое созда́нїе бж҃їе добро̀, и҆ ничто́же ѿме́тно, со </w:t>
-      </w:r>
-      <w:r>
-        <w:rPr>
-          <w:rFonts w:ascii="Pochaevsk" w:hAnsi="Pochaevsk"/>
+        <w:t> Занѐ всѧ́кое созда́нїе бж҃їе добро̀, и҆ ничто́же ѿме́тно, со благодаре́нїемъ прїе́млемо, </w:t>
+      </w:r>
+      <w:r>
+        <w:rPr>
+          <w:rStyle w:val="smaller"/>
+          <w:rFonts w:ascii="Pochaevsk" w:hAnsi="Pochaevsk"/>
+          <w:color w:val="B22222"/>
+        </w:rPr>
+        <w:t>є҃</w:t>
+      </w:r>
+      <w:r>
+        <w:rPr>
+          <w:rFonts w:ascii="Pochaevsk" w:hAnsi="Pochaevsk"/>
+          <w:color w:val="202122"/>
+        </w:rPr>
+        <w:t> ѡ҆сщ҃а́етсѧ бо сло́вомъ бж҃їимъ и҆ моли́твою. </w:t>
+      </w:r>
+      <w:r>
+        <w:rPr>
+          <w:rStyle w:val="smaller"/>
+          <w:rFonts w:ascii="Pochaevsk" w:hAnsi="Pochaevsk"/>
+          <w:color w:val="B22222"/>
+        </w:rPr>
+        <w:t>ѕ҃</w:t>
+      </w:r>
+      <w:r>
+        <w:rPr>
+          <w:rFonts w:ascii="Pochaevsk" w:hAnsi="Pochaevsk"/>
+          <w:color w:val="202122"/>
+        </w:rPr>
+        <w:t> Сїѧ̑ всѧ̑ сказ</w:t>
+      </w:r>
+      <w:r>
+        <w:rPr>
+          <w:rFonts w:ascii="Pochaevsk" w:hAnsi="Pochaevsk" w:cs="Segoe UI"/>
+          <w:color w:val="202122"/>
+        </w:rPr>
+        <w:t>ꙋ</w:t>
+      </w:r>
+      <w:r>
+        <w:rPr>
+          <w:rFonts w:ascii="Pochaevsk" w:hAnsi="Pochaevsk"/>
+          <w:color w:val="202122"/>
+        </w:rPr>
+        <w:t>́</w:t>
+      </w:r>
+      <w:r>
+        <w:rPr>
+          <w:rFonts w:ascii="Pochaevsk" w:hAnsi="Pochaevsk" w:cs="Cambria"/>
+          <w:color w:val="202122"/>
+        </w:rPr>
+        <w:t>ѧ</w:t>
+      </w:r>
+      <w:r>
+        <w:rPr>
+          <w:rFonts w:ascii="Pochaevsk" w:hAnsi="Pochaevsk"/>
+          <w:color w:val="202122"/>
+        </w:rPr>
+        <w:t xml:space="preserve"> </w:t>
+      </w:r>
+      <w:r>
+        <w:rPr>
+          <w:rFonts w:ascii="Pochaevsk" w:hAnsi="Pochaevsk" w:cs="Cambria"/>
+          <w:color w:val="202122"/>
+        </w:rPr>
+        <w:t>бра</w:t>
+      </w:r>
+      <w:r>
+        <w:rPr>
+          <w:rFonts w:ascii="Pochaevsk" w:hAnsi="Pochaevsk"/>
+          <w:color w:val="202122"/>
+        </w:rPr>
+        <w:t>́</w:t>
+      </w:r>
+      <w:r>
+        <w:rPr>
+          <w:rFonts w:ascii="Pochaevsk" w:hAnsi="Pochaevsk" w:cs="Cambria"/>
+          <w:color w:val="202122"/>
+        </w:rPr>
+        <w:t>тїи</w:t>
+      </w:r>
+      <w:r>
+        <w:rPr>
+          <w:rFonts w:ascii="Pochaevsk" w:hAnsi="Pochaevsk"/>
+          <w:color w:val="202122"/>
+        </w:rPr>
+        <w:t xml:space="preserve">, </w:t>
+      </w:r>
+      <w:r>
+        <w:rPr>
+          <w:rFonts w:ascii="Pochaevsk" w:hAnsi="Pochaevsk" w:cs="Cambria"/>
+          <w:color w:val="202122"/>
+        </w:rPr>
+        <w:t>до</w:t>
+      </w:r>
+      <w:r>
+        <w:rPr>
+          <w:rFonts w:ascii="Pochaevsk" w:hAnsi="Pochaevsk"/>
+          <w:color w:val="202122"/>
+        </w:rPr>
+        <w:t>́</w:t>
+      </w:r>
+      <w:r>
+        <w:rPr>
+          <w:rFonts w:ascii="Pochaevsk" w:hAnsi="Pochaevsk" w:cs="Cambria"/>
+          <w:color w:val="202122"/>
+        </w:rPr>
+        <w:t>бръ</w:t>
+      </w:r>
+      <w:r>
+        <w:rPr>
+          <w:rFonts w:ascii="Pochaevsk" w:hAnsi="Pochaevsk"/>
+          <w:color w:val="202122"/>
+        </w:rPr>
+        <w:t xml:space="preserve"> </w:t>
+      </w:r>
+      <w:r>
+        <w:rPr>
+          <w:rFonts w:ascii="Pochaevsk" w:hAnsi="Pochaevsk" w:cs="Cambria"/>
+          <w:color w:val="202122"/>
+        </w:rPr>
+        <w:t>б</w:t>
+      </w:r>
+      <w:r>
+        <w:rPr>
+          <w:rFonts w:ascii="Pochaevsk" w:hAnsi="Pochaevsk" w:cs="Segoe UI"/>
+          <w:color w:val="202122"/>
+        </w:rPr>
+        <w:t>ꙋ</w:t>
+      </w:r>
+      <w:r>
+        <w:rPr>
+          <w:rFonts w:ascii="Pochaevsk" w:hAnsi="Pochaevsk"/>
+          <w:color w:val="202122"/>
+        </w:rPr>
+        <w:t>́</w:t>
+      </w:r>
+      <w:r>
+        <w:rPr>
+          <w:rFonts w:ascii="Pochaevsk" w:hAnsi="Pochaevsk" w:cs="Cambria"/>
+          <w:color w:val="202122"/>
+        </w:rPr>
+        <w:t>деши</w:t>
+      </w:r>
+      <w:r>
+        <w:rPr>
+          <w:rFonts w:ascii="Pochaevsk" w:hAnsi="Pochaevsk"/>
+          <w:color w:val="202122"/>
+        </w:rPr>
+        <w:t xml:space="preserve"> </w:t>
+      </w:r>
+      <w:r>
+        <w:rPr>
+          <w:rFonts w:ascii="Pochaevsk" w:hAnsi="Pochaevsk" w:cs="Cambria"/>
+          <w:color w:val="202122"/>
+        </w:rPr>
+        <w:t>сл</w:t>
+      </w:r>
+      <w:r>
+        <w:rPr>
+          <w:rFonts w:ascii="Pochaevsk" w:hAnsi="Pochaevsk" w:cs="Segoe UI"/>
+          <w:color w:val="202122"/>
+        </w:rPr>
+        <w:t>ꙋ</w:t>
+      </w:r>
+      <w:r>
+        <w:rPr>
+          <w:rFonts w:ascii="Pochaevsk" w:hAnsi="Pochaevsk" w:cs="Cambria"/>
+          <w:color w:val="202122"/>
+        </w:rPr>
+        <w:t>жи</w:t>
+      </w:r>
+      <w:r>
+        <w:rPr>
+          <w:rFonts w:ascii="Pochaevsk" w:hAnsi="Pochaevsk"/>
+          <w:color w:val="202122"/>
+        </w:rPr>
+        <w:t>́</w:t>
+      </w:r>
+      <w:r>
+        <w:rPr>
+          <w:rFonts w:ascii="Pochaevsk" w:hAnsi="Pochaevsk" w:cs="Cambria"/>
+          <w:color w:val="202122"/>
+        </w:rPr>
+        <w:t>тель</w:t>
+      </w:r>
+      <w:r>
+        <w:rPr>
+          <w:rFonts w:ascii="Pochaevsk" w:hAnsi="Pochaevsk"/>
+          <w:color w:val="202122"/>
+        </w:rPr>
+        <w:t xml:space="preserve"> </w:t>
+      </w:r>
+      <w:r>
+        <w:rPr>
+          <w:rFonts w:ascii="Pochaevsk" w:hAnsi="Pochaevsk" w:cs="Cambria"/>
+          <w:color w:val="202122"/>
+        </w:rPr>
+        <w:t>і҆и҃са</w:t>
+      </w:r>
+      <w:r>
+        <w:rPr>
+          <w:rFonts w:ascii="Pochaevsk" w:hAnsi="Pochaevsk"/>
+          <w:color w:val="202122"/>
+        </w:rPr>
+        <w:t xml:space="preserve"> </w:t>
+      </w:r>
+      <w:r>
+        <w:rPr>
+          <w:rFonts w:ascii="Pochaevsk" w:hAnsi="Pochaevsk" w:cs="Cambria"/>
+          <w:color w:val="202122"/>
+        </w:rPr>
+        <w:t>хр</w:t>
+      </w:r>
+      <w:r>
+        <w:rPr>
+          <w:rFonts w:ascii="Pochaevsk" w:hAnsi="Pochaevsk" w:cs="Segoe UI"/>
+          <w:color w:val="202122"/>
+        </w:rPr>
+        <w:t>ⷭ</w:t>
+      </w:r>
+      <w:r>
+        <w:rPr>
+          <w:rFonts w:ascii="Pochaevsk" w:hAnsi="Pochaevsk" w:cs="Cambria"/>
+          <w:color w:val="202122"/>
+        </w:rPr>
+        <w:t>҇та</w:t>
+      </w:r>
+      <w:r>
+        <w:rPr>
+          <w:rFonts w:ascii="Pochaevsk" w:hAnsi="Pochaevsk"/>
+          <w:color w:val="202122"/>
+        </w:rPr>
+        <w:t xml:space="preserve">̀, </w:t>
+      </w:r>
+      <w:r>
+        <w:rPr>
+          <w:rFonts w:ascii="Pochaevsk" w:hAnsi="Pochaevsk" w:cs="Cambria"/>
           <w:color w:val="202122"/>
         </w:rPr>
         <w:lastRenderedPageBreak/>
-        <w:t>благодаре́нїемъ прїе́млемо, </w:t>
-      </w:r>
-      <w:r>
-        <w:rPr>
-          <w:rStyle w:val="smaller"/>
-          <w:rFonts w:ascii="Pochaevsk" w:hAnsi="Pochaevsk"/>
-          <w:color w:val="B22222"/>
-        </w:rPr>
-        <w:t>є҃</w:t>
-      </w:r>
-      <w:r>
-        <w:rPr>
-          <w:rFonts w:ascii="Pochaevsk" w:hAnsi="Pochaevsk"/>
-          <w:color w:val="202122"/>
-        </w:rPr>
-        <w:t> ѡ҆сщ҃а́етсѧ бо сло́вомъ бж҃їимъ и҆ моли́твою. </w:t>
-      </w:r>
-      <w:r>
-        <w:rPr>
-          <w:rStyle w:val="smaller"/>
-          <w:rFonts w:ascii="Pochaevsk" w:hAnsi="Pochaevsk"/>
-          <w:color w:val="B22222"/>
-        </w:rPr>
-        <w:t>ѕ҃</w:t>
-      </w:r>
-      <w:r>
-        <w:rPr>
-          <w:rFonts w:ascii="Pochaevsk" w:hAnsi="Pochaevsk"/>
-          <w:color w:val="202122"/>
-        </w:rPr>
-        <w:t> Сїѧ̑ всѧ̑ сказ</w:t>
-      </w:r>
-      <w:r>
-        <w:rPr>
-          <w:rFonts w:ascii="Pochaevsk" w:hAnsi="Pochaevsk" w:cs="Segoe UI"/>
-          <w:color w:val="202122"/>
-        </w:rPr>
-        <w:t>ꙋ</w:t>
-      </w:r>
-      <w:r>
-        <w:rPr>
-          <w:rFonts w:ascii="Pochaevsk" w:hAnsi="Pochaevsk"/>
-          <w:color w:val="202122"/>
-        </w:rPr>
-        <w:t>́</w:t>
-      </w:r>
-      <w:r>
-        <w:rPr>
-          <w:rFonts w:ascii="Pochaevsk" w:hAnsi="Pochaevsk" w:cs="Cambria"/>
-          <w:color w:val="202122"/>
-        </w:rPr>
-        <w:t>ѧ</w:t>
-      </w:r>
-      <w:r>
-        <w:rPr>
-          <w:rFonts w:ascii="Pochaevsk" w:hAnsi="Pochaevsk"/>
-          <w:color w:val="202122"/>
-        </w:rPr>
-        <w:t xml:space="preserve"> </w:t>
-      </w:r>
-      <w:r>
-        <w:rPr>
-          <w:rFonts w:ascii="Pochaevsk" w:hAnsi="Pochaevsk" w:cs="Cambria"/>
-          <w:color w:val="202122"/>
-        </w:rPr>
-        <w:t>бра</w:t>
-      </w:r>
-      <w:r>
-        <w:rPr>
-          <w:rFonts w:ascii="Pochaevsk" w:hAnsi="Pochaevsk"/>
-          <w:color w:val="202122"/>
-        </w:rPr>
-        <w:t>́</w:t>
-      </w:r>
-      <w:r>
-        <w:rPr>
-          <w:rFonts w:ascii="Pochaevsk" w:hAnsi="Pochaevsk" w:cs="Cambria"/>
-          <w:color w:val="202122"/>
-        </w:rPr>
-        <w:t>тїи</w:t>
-      </w:r>
-      <w:r>
-        <w:rPr>
-          <w:rFonts w:ascii="Pochaevsk" w:hAnsi="Pochaevsk"/>
-          <w:color w:val="202122"/>
-        </w:rPr>
-        <w:t xml:space="preserve">, </w:t>
-      </w:r>
-      <w:r>
-        <w:rPr>
-          <w:rFonts w:ascii="Pochaevsk" w:hAnsi="Pochaevsk" w:cs="Cambria"/>
-          <w:color w:val="202122"/>
-        </w:rPr>
-        <w:t>до</w:t>
-      </w:r>
-      <w:r>
-        <w:rPr>
-          <w:rFonts w:ascii="Pochaevsk" w:hAnsi="Pochaevsk"/>
-          <w:color w:val="202122"/>
-        </w:rPr>
-        <w:t>́</w:t>
-      </w:r>
-      <w:r>
-        <w:rPr>
-          <w:rFonts w:ascii="Pochaevsk" w:hAnsi="Pochaevsk" w:cs="Cambria"/>
-          <w:color w:val="202122"/>
-        </w:rPr>
-        <w:t>бръ</w:t>
-      </w:r>
-      <w:r>
-        <w:rPr>
-          <w:rFonts w:ascii="Pochaevsk" w:hAnsi="Pochaevsk"/>
-          <w:color w:val="202122"/>
-        </w:rPr>
-        <w:t xml:space="preserve"> </w:t>
-      </w:r>
-      <w:r>
-        <w:rPr>
-          <w:rFonts w:ascii="Pochaevsk" w:hAnsi="Pochaevsk" w:cs="Cambria"/>
-          <w:color w:val="202122"/>
-        </w:rPr>
-        <w:t>б</w:t>
-      </w:r>
-      <w:r>
-        <w:rPr>
-          <w:rFonts w:ascii="Pochaevsk" w:hAnsi="Pochaevsk" w:cs="Segoe UI"/>
-          <w:color w:val="202122"/>
-        </w:rPr>
-        <w:t>ꙋ</w:t>
-      </w:r>
-      <w:r>
-        <w:rPr>
-          <w:rFonts w:ascii="Pochaevsk" w:hAnsi="Pochaevsk"/>
-          <w:color w:val="202122"/>
-        </w:rPr>
-        <w:t>́</w:t>
-      </w:r>
-      <w:r>
-        <w:rPr>
-          <w:rFonts w:ascii="Pochaevsk" w:hAnsi="Pochaevsk" w:cs="Cambria"/>
-          <w:color w:val="202122"/>
-        </w:rPr>
-        <w:t>деши</w:t>
-      </w:r>
-      <w:r>
-        <w:rPr>
-          <w:rFonts w:ascii="Pochaevsk" w:hAnsi="Pochaevsk"/>
-          <w:color w:val="202122"/>
-        </w:rPr>
-        <w:t xml:space="preserve"> </w:t>
-      </w:r>
-      <w:r>
-        <w:rPr>
-          <w:rFonts w:ascii="Pochaevsk" w:hAnsi="Pochaevsk" w:cs="Cambria"/>
-          <w:color w:val="202122"/>
-        </w:rPr>
-        <w:t>сл</w:t>
-      </w:r>
-      <w:r>
-        <w:rPr>
-          <w:rFonts w:ascii="Pochaevsk" w:hAnsi="Pochaevsk" w:cs="Segoe UI"/>
-          <w:color w:val="202122"/>
-        </w:rPr>
-        <w:t>ꙋ</w:t>
-      </w:r>
-      <w:r>
-        <w:rPr>
-          <w:rFonts w:ascii="Pochaevsk" w:hAnsi="Pochaevsk" w:cs="Cambria"/>
-          <w:color w:val="202122"/>
-        </w:rPr>
-        <w:t>жи</w:t>
-      </w:r>
-      <w:r>
-        <w:rPr>
-          <w:rFonts w:ascii="Pochaevsk" w:hAnsi="Pochaevsk"/>
-          <w:color w:val="202122"/>
-        </w:rPr>
-        <w:t>́</w:t>
-      </w:r>
-      <w:r>
-        <w:rPr>
-          <w:rFonts w:ascii="Pochaevsk" w:hAnsi="Pochaevsk" w:cs="Cambria"/>
-          <w:color w:val="202122"/>
-        </w:rPr>
-        <w:t>тель</w:t>
-      </w:r>
-      <w:r>
-        <w:rPr>
-          <w:rFonts w:ascii="Pochaevsk" w:hAnsi="Pochaevsk"/>
-          <w:color w:val="202122"/>
-        </w:rPr>
-        <w:t xml:space="preserve"> </w:t>
-      </w:r>
-      <w:r>
-        <w:rPr>
-          <w:rFonts w:ascii="Pochaevsk" w:hAnsi="Pochaevsk" w:cs="Cambria"/>
-          <w:color w:val="202122"/>
-        </w:rPr>
-        <w:t>і҆и҃са</w:t>
-      </w:r>
-      <w:r>
-        <w:rPr>
-          <w:rFonts w:ascii="Pochaevsk" w:hAnsi="Pochaevsk"/>
-          <w:color w:val="202122"/>
-        </w:rPr>
-        <w:t xml:space="preserve"> </w:t>
-      </w:r>
-      <w:r>
-        <w:rPr>
-          <w:rFonts w:ascii="Pochaevsk" w:hAnsi="Pochaevsk" w:cs="Cambria"/>
-          <w:color w:val="202122"/>
-        </w:rPr>
-        <w:t>хр</w:t>
-      </w:r>
-      <w:r>
-        <w:rPr>
-          <w:rFonts w:ascii="Pochaevsk" w:hAnsi="Pochaevsk" w:cs="Segoe UI"/>
-          <w:color w:val="202122"/>
-        </w:rPr>
-        <w:t>ⷭ</w:t>
-      </w:r>
-      <w:r>
-        <w:rPr>
-          <w:rFonts w:ascii="Pochaevsk" w:hAnsi="Pochaevsk" w:cs="Cambria"/>
-          <w:color w:val="202122"/>
-        </w:rPr>
-        <w:t>҇та</w:t>
-      </w:r>
-      <w:r>
-        <w:rPr>
-          <w:rFonts w:ascii="Pochaevsk" w:hAnsi="Pochaevsk"/>
-          <w:color w:val="202122"/>
-        </w:rPr>
-        <w:t xml:space="preserve">̀, </w:t>
-      </w:r>
-      <w:r>
-        <w:rPr>
-          <w:rFonts w:ascii="Pochaevsk" w:hAnsi="Pochaevsk" w:cs="Cambria"/>
-          <w:color w:val="202122"/>
-        </w:rPr>
         <w:t>пита</w:t>
       </w:r>
       <w:r>
@@ -19526,442 +19540,442 @@
           <w:rFonts w:ascii="Pochaevsk" w:hAnsi="Pochaevsk" w:cs="Cambria"/>
           <w:color w:val="202122"/>
         </w:rPr>
+        <w:t>сохрани</w:t>
+      </w:r>
+      <w:r>
+        <w:rPr>
+          <w:rFonts w:ascii="Pochaevsk" w:hAnsi="Pochaevsk"/>
+          <w:color w:val="202122"/>
+        </w:rPr>
+        <w:t>́</w:t>
+      </w:r>
+      <w:r>
+        <w:rPr>
+          <w:rFonts w:ascii="Pochaevsk" w:hAnsi="Pochaevsk" w:cs="Cambria"/>
+          <w:color w:val="202122"/>
+        </w:rPr>
+        <w:t>ши</w:t>
+      </w:r>
+      <w:r>
+        <w:rPr>
+          <w:rFonts w:ascii="Pochaevsk" w:hAnsi="Pochaevsk"/>
+          <w:color w:val="202122"/>
+        </w:rPr>
+        <w:t xml:space="preserve"> </w:t>
+      </w:r>
+      <w:r>
+        <w:rPr>
+          <w:rFonts w:ascii="Pochaevsk" w:hAnsi="Pochaevsk" w:cs="Cambria"/>
+          <w:color w:val="202122"/>
+        </w:rPr>
+        <w:t>без̾</w:t>
+      </w:r>
+      <w:r>
+        <w:rPr>
+          <w:rFonts w:ascii="Pochaevsk" w:hAnsi="Pochaevsk"/>
+          <w:color w:val="202122"/>
+        </w:rPr>
+        <w:t xml:space="preserve"> </w:t>
+      </w:r>
+      <w:r>
+        <w:rPr>
+          <w:rFonts w:ascii="Pochaevsk" w:hAnsi="Pochaevsk" w:cs="Cambria"/>
+          <w:color w:val="202122"/>
+        </w:rPr>
+        <w:t>лицемѣ</w:t>
+      </w:r>
+      <w:r>
+        <w:rPr>
+          <w:rFonts w:ascii="Pochaevsk" w:hAnsi="Pochaevsk"/>
+          <w:color w:val="202122"/>
+        </w:rPr>
+        <w:t>́</w:t>
+      </w:r>
+      <w:r>
+        <w:rPr>
+          <w:rFonts w:ascii="Pochaevsk" w:hAnsi="Pochaevsk" w:cs="Cambria"/>
+          <w:color w:val="202122"/>
+        </w:rPr>
+        <w:t>рїѧ</w:t>
+      </w:r>
+      <w:r>
+        <w:rPr>
+          <w:rFonts w:ascii="Pochaevsk" w:hAnsi="Pochaevsk"/>
+          <w:color w:val="202122"/>
+        </w:rPr>
+        <w:t xml:space="preserve">, </w:t>
+      </w:r>
+      <w:r>
+        <w:rPr>
+          <w:rFonts w:ascii="Pochaevsk" w:hAnsi="Pochaevsk" w:cs="Cambria"/>
+          <w:color w:val="202122"/>
+        </w:rPr>
+        <w:t>ничесѡ</w:t>
+      </w:r>
+      <w:r>
+        <w:rPr>
+          <w:rFonts w:ascii="Pochaevsk" w:hAnsi="Pochaevsk"/>
+          <w:color w:val="202122"/>
+        </w:rPr>
+        <w:t>́</w:t>
+      </w:r>
+      <w:r>
+        <w:rPr>
+          <w:rFonts w:ascii="Pochaevsk" w:hAnsi="Pochaevsk" w:cs="Cambria"/>
+          <w:color w:val="202122"/>
+        </w:rPr>
+        <w:t>же</w:t>
+      </w:r>
+      <w:r>
+        <w:rPr>
+          <w:rFonts w:ascii="Pochaevsk" w:hAnsi="Pochaevsk"/>
+          <w:color w:val="202122"/>
+        </w:rPr>
+        <w:t xml:space="preserve"> </w:t>
+      </w:r>
+      <w:r>
+        <w:rPr>
+          <w:rFonts w:ascii="Pochaevsk" w:hAnsi="Pochaevsk" w:cs="Cambria"/>
+          <w:color w:val="202122"/>
+        </w:rPr>
+        <w:t>творѧ</w:t>
+      </w:r>
+      <w:r>
+        <w:rPr>
+          <w:rFonts w:ascii="Pochaevsk" w:hAnsi="Pochaevsk"/>
+          <w:color w:val="202122"/>
+        </w:rPr>
+        <w:t xml:space="preserve">̀ </w:t>
+      </w:r>
+      <w:r>
+        <w:rPr>
+          <w:rFonts w:ascii="Pochaevsk" w:hAnsi="Pochaevsk" w:cs="Cambria"/>
+          <w:color w:val="202122"/>
+        </w:rPr>
+        <w:t>по</w:t>
+      </w:r>
+      <w:r>
+        <w:rPr>
+          <w:rFonts w:ascii="Pochaevsk" w:hAnsi="Pochaevsk"/>
+          <w:color w:val="202122"/>
+        </w:rPr>
+        <w:t xml:space="preserve"> </w:t>
+      </w:r>
+      <w:r>
+        <w:rPr>
+          <w:rFonts w:ascii="Pochaevsk" w:hAnsi="Pochaevsk" w:cs="Cambria"/>
+          <w:color w:val="202122"/>
+        </w:rPr>
+        <w:t>ѹ҆клоне</w:t>
+      </w:r>
+      <w:r>
+        <w:rPr>
+          <w:rFonts w:ascii="Pochaevsk" w:hAnsi="Pochaevsk"/>
+          <w:color w:val="202122"/>
+        </w:rPr>
+        <w:t>́</w:t>
+      </w:r>
+      <w:r>
+        <w:rPr>
+          <w:rFonts w:ascii="Pochaevsk" w:hAnsi="Pochaevsk" w:cs="Cambria"/>
+          <w:color w:val="202122"/>
+        </w:rPr>
+        <w:t>нїю</w:t>
+      </w:r>
+      <w:r>
+        <w:rPr>
+          <w:rFonts w:ascii="Pochaevsk" w:hAnsi="Pochaevsk"/>
+          <w:color w:val="202122"/>
+        </w:rPr>
+        <w:t>.</w:t>
+      </w:r>
+      <w:r>
+        <w:rPr>
+          <w:rFonts w:ascii="Pochaevsk" w:hAnsi="Pochaevsk" w:cs="Cambria"/>
+          <w:color w:val="202122"/>
+        </w:rPr>
+        <w:t> </w:t>
+      </w:r>
+      <w:r>
+        <w:rPr>
+          <w:rStyle w:val="smaller"/>
+          <w:rFonts w:ascii="Pochaevsk" w:hAnsi="Pochaevsk"/>
+          <w:color w:val="B22222"/>
+        </w:rPr>
+        <w:t>к҃в</w:t>
+      </w:r>
+      <w:r>
+        <w:rPr>
+          <w:rFonts w:ascii="Pochaevsk" w:hAnsi="Pochaevsk"/>
+          <w:color w:val="202122"/>
+        </w:rPr>
+        <w:t> Р</w:t>
+      </w:r>
+      <w:r>
+        <w:rPr>
+          <w:rFonts w:ascii="Pochaevsk" w:hAnsi="Pochaevsk" w:cs="Segoe UI"/>
+          <w:color w:val="202122"/>
+        </w:rPr>
+        <w:t>ꙋ</w:t>
+      </w:r>
+      <w:r>
+        <w:rPr>
+          <w:rFonts w:ascii="Pochaevsk" w:hAnsi="Pochaevsk" w:cs="Cambria"/>
+          <w:color w:val="202122"/>
+        </w:rPr>
+        <w:t>кѝ</w:t>
+      </w:r>
+      <w:r>
+        <w:rPr>
+          <w:rFonts w:ascii="Pochaevsk" w:hAnsi="Pochaevsk"/>
+          <w:color w:val="202122"/>
+        </w:rPr>
+        <w:t xml:space="preserve"> </w:t>
+      </w:r>
+      <w:r>
+        <w:rPr>
+          <w:rFonts w:ascii="Pochaevsk" w:hAnsi="Pochaevsk" w:cs="Cambria"/>
+          <w:color w:val="202122"/>
+        </w:rPr>
+        <w:t>ско</w:t>
+      </w:r>
+      <w:r>
+        <w:rPr>
+          <w:rFonts w:ascii="Pochaevsk" w:hAnsi="Pochaevsk"/>
+          <w:color w:val="202122"/>
+        </w:rPr>
+        <w:t>́</w:t>
+      </w:r>
+      <w:r>
+        <w:rPr>
+          <w:rFonts w:ascii="Pochaevsk" w:hAnsi="Pochaevsk" w:cs="Cambria"/>
+          <w:color w:val="202122"/>
+        </w:rPr>
+        <w:t>рѡ</w:t>
+      </w:r>
+      <w:r>
+        <w:rPr>
+          <w:rFonts w:ascii="Pochaevsk" w:hAnsi="Pochaevsk"/>
+          <w:color w:val="202122"/>
+        </w:rPr>
+        <w:t xml:space="preserve"> </w:t>
+      </w:r>
+      <w:r>
+        <w:rPr>
+          <w:rFonts w:ascii="Pochaevsk" w:hAnsi="Pochaevsk" w:cs="Cambria"/>
+          <w:color w:val="202122"/>
+        </w:rPr>
+        <w:t>не</w:t>
+      </w:r>
+      <w:r>
+        <w:rPr>
+          <w:rFonts w:ascii="Pochaevsk" w:hAnsi="Pochaevsk"/>
+          <w:color w:val="202122"/>
+        </w:rPr>
+        <w:t xml:space="preserve"> </w:t>
+      </w:r>
+      <w:r>
+        <w:rPr>
+          <w:rFonts w:ascii="Pochaevsk" w:hAnsi="Pochaevsk" w:cs="Cambria"/>
+          <w:color w:val="202122"/>
+        </w:rPr>
+        <w:t>возлага</w:t>
+      </w:r>
+      <w:r>
+        <w:rPr>
+          <w:rFonts w:ascii="Pochaevsk" w:hAnsi="Pochaevsk"/>
+          <w:color w:val="202122"/>
+        </w:rPr>
+        <w:t>́</w:t>
+      </w:r>
+      <w:r>
+        <w:rPr>
+          <w:rFonts w:ascii="Pochaevsk" w:hAnsi="Pochaevsk" w:cs="Cambria"/>
+          <w:color w:val="202122"/>
+        </w:rPr>
+        <w:t>й</w:t>
+      </w:r>
+      <w:r>
+        <w:rPr>
+          <w:rFonts w:ascii="Pochaevsk" w:hAnsi="Pochaevsk"/>
+          <w:color w:val="202122"/>
+        </w:rPr>
+        <w:t xml:space="preserve"> </w:t>
+      </w:r>
+      <w:r>
+        <w:rPr>
+          <w:rFonts w:ascii="Pochaevsk" w:hAnsi="Pochaevsk" w:cs="Cambria"/>
+          <w:color w:val="202122"/>
+        </w:rPr>
+        <w:t>ни</w:t>
+      </w:r>
+      <w:r>
+        <w:rPr>
+          <w:rFonts w:ascii="Pochaevsk" w:hAnsi="Pochaevsk"/>
+          <w:color w:val="202122"/>
+        </w:rPr>
+        <w:t xml:space="preserve"> </w:t>
+      </w:r>
+      <w:r>
+        <w:rPr>
+          <w:rFonts w:ascii="Pochaevsk" w:hAnsi="Pochaevsk" w:cs="Cambria"/>
+          <w:color w:val="202122"/>
+        </w:rPr>
+        <w:t>на</w:t>
+      </w:r>
+      <w:r>
+        <w:rPr>
+          <w:rFonts w:ascii="Pochaevsk" w:hAnsi="Pochaevsk"/>
+          <w:color w:val="202122"/>
+        </w:rPr>
+        <w:t xml:space="preserve"> </w:t>
+      </w:r>
+      <w:r>
+        <w:rPr>
+          <w:rFonts w:ascii="Pochaevsk" w:hAnsi="Pochaevsk" w:cs="Cambria"/>
+          <w:color w:val="202122"/>
+        </w:rPr>
+        <w:t>кого</w:t>
+      </w:r>
+      <w:r>
+        <w:rPr>
+          <w:rFonts w:ascii="Pochaevsk" w:hAnsi="Pochaevsk"/>
+          <w:color w:val="202122"/>
+        </w:rPr>
+        <w:t>́</w:t>
+      </w:r>
+      <w:r>
+        <w:rPr>
+          <w:rFonts w:ascii="Pochaevsk" w:hAnsi="Pochaevsk" w:cs="Cambria"/>
+          <w:color w:val="202122"/>
+        </w:rPr>
+        <w:t>же</w:t>
+      </w:r>
+      <w:r>
+        <w:rPr>
+          <w:rFonts w:ascii="Pochaevsk" w:hAnsi="Pochaevsk"/>
+          <w:color w:val="202122"/>
+        </w:rPr>
+        <w:t xml:space="preserve">, </w:t>
+      </w:r>
+      <w:r>
+        <w:rPr>
+          <w:rFonts w:ascii="Pochaevsk" w:hAnsi="Pochaevsk" w:cs="Cambria"/>
+          <w:color w:val="202122"/>
+        </w:rPr>
+        <w:t>нижѐ</w:t>
+      </w:r>
+      <w:r>
+        <w:rPr>
+          <w:rFonts w:ascii="Pochaevsk" w:hAnsi="Pochaevsk"/>
+          <w:color w:val="202122"/>
+        </w:rPr>
+        <w:t xml:space="preserve"> </w:t>
+      </w:r>
+      <w:r>
+        <w:rPr>
+          <w:rFonts w:ascii="Pochaevsk" w:hAnsi="Pochaevsk" w:cs="Cambria"/>
+          <w:color w:val="202122"/>
+        </w:rPr>
+        <w:t>приѡбща</w:t>
+      </w:r>
+      <w:r>
+        <w:rPr>
+          <w:rFonts w:ascii="Pochaevsk" w:hAnsi="Pochaevsk"/>
+          <w:color w:val="202122"/>
+        </w:rPr>
+        <w:t>́</w:t>
+      </w:r>
+      <w:r>
+        <w:rPr>
+          <w:rFonts w:ascii="Pochaevsk" w:hAnsi="Pochaevsk" w:cs="Cambria"/>
+          <w:color w:val="202122"/>
+        </w:rPr>
+        <w:t>йсѧ</w:t>
+      </w:r>
+      <w:r>
+        <w:rPr>
+          <w:rFonts w:ascii="Pochaevsk" w:hAnsi="Pochaevsk"/>
+          <w:color w:val="202122"/>
+        </w:rPr>
+        <w:t xml:space="preserve"> </w:t>
+      </w:r>
+      <w:r>
+        <w:rPr>
+          <w:rFonts w:ascii="Pochaevsk" w:hAnsi="Pochaevsk" w:cs="Cambria"/>
+          <w:color w:val="202122"/>
+        </w:rPr>
+        <w:t>ч</w:t>
+      </w:r>
+      <w:r>
+        <w:rPr>
+          <w:rFonts w:ascii="Pochaevsk" w:hAnsi="Pochaevsk" w:cs="Segoe UI"/>
+          <w:color w:val="202122"/>
+        </w:rPr>
+        <w:t>ꙋ</w:t>
+      </w:r>
+      <w:r>
+        <w:rPr>
+          <w:rFonts w:ascii="Pochaevsk" w:hAnsi="Pochaevsk" w:cs="Cambria"/>
+          <w:color w:val="202122"/>
+        </w:rPr>
+        <w:t>жы</w:t>
+      </w:r>
+      <w:r>
+        <w:rPr>
+          <w:rFonts w:ascii="Pochaevsk" w:hAnsi="Pochaevsk"/>
+          <w:color w:val="202122"/>
+        </w:rPr>
+        <w:t>́</w:t>
+      </w:r>
+      <w:r>
+        <w:rPr>
+          <w:rFonts w:ascii="Pochaevsk" w:hAnsi="Pochaevsk" w:cs="Cambria"/>
+          <w:color w:val="202122"/>
+        </w:rPr>
+        <w:t>мъ</w:t>
+      </w:r>
+      <w:r>
+        <w:rPr>
+          <w:rFonts w:ascii="Pochaevsk" w:hAnsi="Pochaevsk"/>
+          <w:color w:val="202122"/>
+        </w:rPr>
+        <w:t xml:space="preserve"> </w:t>
+      </w:r>
+      <w:r>
+        <w:rPr>
+          <w:rFonts w:ascii="Pochaevsk" w:hAnsi="Pochaevsk" w:cs="Cambria"/>
+          <w:color w:val="202122"/>
+        </w:rPr>
+        <w:t>грѣхѡ</w:t>
+      </w:r>
+      <w:r>
+        <w:rPr>
+          <w:rFonts w:ascii="Pochaevsk" w:hAnsi="Pochaevsk"/>
+          <w:color w:val="202122"/>
+        </w:rPr>
+        <w:t>́</w:t>
+      </w:r>
+      <w:r>
+        <w:rPr>
+          <w:rFonts w:ascii="Pochaevsk" w:hAnsi="Pochaevsk" w:cs="Cambria"/>
+          <w:color w:val="202122"/>
+        </w:rPr>
+        <w:t>мъ</w:t>
+      </w:r>
+      <w:r>
+        <w:rPr>
+          <w:rFonts w:ascii="Pochaevsk" w:hAnsi="Pochaevsk"/>
+          <w:color w:val="202122"/>
+        </w:rPr>
+        <w:t xml:space="preserve">: </w:t>
+      </w:r>
+      <w:r>
+        <w:rPr>
+          <w:rFonts w:ascii="Pochaevsk" w:hAnsi="Pochaevsk" w:cs="Cambria"/>
+          <w:color w:val="202122"/>
+        </w:rPr>
         <w:lastRenderedPageBreak/>
-        <w:t>сохрани</w:t>
-      </w:r>
-      <w:r>
-        <w:rPr>
-          <w:rFonts w:ascii="Pochaevsk" w:hAnsi="Pochaevsk"/>
-          <w:color w:val="202122"/>
-        </w:rPr>
-        <w:t>́</w:t>
-      </w:r>
-      <w:r>
-        <w:rPr>
-          <w:rFonts w:ascii="Pochaevsk" w:hAnsi="Pochaevsk" w:cs="Cambria"/>
-          <w:color w:val="202122"/>
-        </w:rPr>
-        <w:t>ши</w:t>
-      </w:r>
-      <w:r>
-        <w:rPr>
-          <w:rFonts w:ascii="Pochaevsk" w:hAnsi="Pochaevsk"/>
-          <w:color w:val="202122"/>
-        </w:rPr>
-        <w:t xml:space="preserve"> </w:t>
-      </w:r>
-      <w:r>
-        <w:rPr>
-          <w:rFonts w:ascii="Pochaevsk" w:hAnsi="Pochaevsk" w:cs="Cambria"/>
-          <w:color w:val="202122"/>
-        </w:rPr>
-        <w:t>без̾</w:t>
-      </w:r>
-      <w:r>
-        <w:rPr>
-          <w:rFonts w:ascii="Pochaevsk" w:hAnsi="Pochaevsk"/>
-          <w:color w:val="202122"/>
-        </w:rPr>
-        <w:t xml:space="preserve"> </w:t>
-      </w:r>
-      <w:r>
-        <w:rPr>
-          <w:rFonts w:ascii="Pochaevsk" w:hAnsi="Pochaevsk" w:cs="Cambria"/>
-          <w:color w:val="202122"/>
-        </w:rPr>
-        <w:t>лицемѣ</w:t>
-      </w:r>
-      <w:r>
-        <w:rPr>
-          <w:rFonts w:ascii="Pochaevsk" w:hAnsi="Pochaevsk"/>
-          <w:color w:val="202122"/>
-        </w:rPr>
-        <w:t>́</w:t>
-      </w:r>
-      <w:r>
-        <w:rPr>
-          <w:rFonts w:ascii="Pochaevsk" w:hAnsi="Pochaevsk" w:cs="Cambria"/>
-          <w:color w:val="202122"/>
-        </w:rPr>
-        <w:t>рїѧ</w:t>
-      </w:r>
-      <w:r>
-        <w:rPr>
-          <w:rFonts w:ascii="Pochaevsk" w:hAnsi="Pochaevsk"/>
-          <w:color w:val="202122"/>
-        </w:rPr>
-        <w:t xml:space="preserve">, </w:t>
-      </w:r>
-      <w:r>
-        <w:rPr>
-          <w:rFonts w:ascii="Pochaevsk" w:hAnsi="Pochaevsk" w:cs="Cambria"/>
-          <w:color w:val="202122"/>
-        </w:rPr>
-        <w:t>ничесѡ</w:t>
-      </w:r>
-      <w:r>
-        <w:rPr>
-          <w:rFonts w:ascii="Pochaevsk" w:hAnsi="Pochaevsk"/>
-          <w:color w:val="202122"/>
-        </w:rPr>
-        <w:t>́</w:t>
-      </w:r>
-      <w:r>
-        <w:rPr>
-          <w:rFonts w:ascii="Pochaevsk" w:hAnsi="Pochaevsk" w:cs="Cambria"/>
-          <w:color w:val="202122"/>
-        </w:rPr>
-        <w:t>же</w:t>
-      </w:r>
-      <w:r>
-        <w:rPr>
-          <w:rFonts w:ascii="Pochaevsk" w:hAnsi="Pochaevsk"/>
-          <w:color w:val="202122"/>
-        </w:rPr>
-        <w:t xml:space="preserve"> </w:t>
-      </w:r>
-      <w:r>
-        <w:rPr>
-          <w:rFonts w:ascii="Pochaevsk" w:hAnsi="Pochaevsk" w:cs="Cambria"/>
-          <w:color w:val="202122"/>
-        </w:rPr>
-        <w:t>творѧ</w:t>
-      </w:r>
-      <w:r>
-        <w:rPr>
-          <w:rFonts w:ascii="Pochaevsk" w:hAnsi="Pochaevsk"/>
-          <w:color w:val="202122"/>
-        </w:rPr>
-        <w:t xml:space="preserve">̀ </w:t>
-      </w:r>
-      <w:r>
-        <w:rPr>
-          <w:rFonts w:ascii="Pochaevsk" w:hAnsi="Pochaevsk" w:cs="Cambria"/>
-          <w:color w:val="202122"/>
-        </w:rPr>
-        <w:t>по</w:t>
-      </w:r>
-      <w:r>
-        <w:rPr>
-          <w:rFonts w:ascii="Pochaevsk" w:hAnsi="Pochaevsk"/>
-          <w:color w:val="202122"/>
-        </w:rPr>
-        <w:t xml:space="preserve"> </w:t>
-      </w:r>
-      <w:r>
-        <w:rPr>
-          <w:rFonts w:ascii="Pochaevsk" w:hAnsi="Pochaevsk" w:cs="Cambria"/>
-          <w:color w:val="202122"/>
-        </w:rPr>
-        <w:t>ѹ҆клоне</w:t>
-      </w:r>
-      <w:r>
-        <w:rPr>
-          <w:rFonts w:ascii="Pochaevsk" w:hAnsi="Pochaevsk"/>
-          <w:color w:val="202122"/>
-        </w:rPr>
-        <w:t>́</w:t>
-      </w:r>
-      <w:r>
-        <w:rPr>
-          <w:rFonts w:ascii="Pochaevsk" w:hAnsi="Pochaevsk" w:cs="Cambria"/>
-          <w:color w:val="202122"/>
-        </w:rPr>
-        <w:t>нїю</w:t>
-      </w:r>
-      <w:r>
-        <w:rPr>
-          <w:rFonts w:ascii="Pochaevsk" w:hAnsi="Pochaevsk"/>
-          <w:color w:val="202122"/>
-        </w:rPr>
-        <w:t>.</w:t>
-      </w:r>
-      <w:r>
-        <w:rPr>
-          <w:rFonts w:ascii="Pochaevsk" w:hAnsi="Pochaevsk" w:cs="Cambria"/>
-          <w:color w:val="202122"/>
-        </w:rPr>
-        <w:t> </w:t>
-      </w:r>
-      <w:r>
-        <w:rPr>
-          <w:rStyle w:val="smaller"/>
-          <w:rFonts w:ascii="Pochaevsk" w:hAnsi="Pochaevsk"/>
-          <w:color w:val="B22222"/>
-        </w:rPr>
-        <w:t>к҃в</w:t>
-      </w:r>
-      <w:r>
-        <w:rPr>
-          <w:rFonts w:ascii="Pochaevsk" w:hAnsi="Pochaevsk"/>
-          <w:color w:val="202122"/>
-        </w:rPr>
-        <w:t> Р</w:t>
-      </w:r>
-      <w:r>
-        <w:rPr>
-          <w:rFonts w:ascii="Pochaevsk" w:hAnsi="Pochaevsk" w:cs="Segoe UI"/>
-          <w:color w:val="202122"/>
-        </w:rPr>
-        <w:t>ꙋ</w:t>
-      </w:r>
-      <w:r>
-        <w:rPr>
-          <w:rFonts w:ascii="Pochaevsk" w:hAnsi="Pochaevsk" w:cs="Cambria"/>
-          <w:color w:val="202122"/>
-        </w:rPr>
-        <w:t>кѝ</w:t>
-      </w:r>
-      <w:r>
-        <w:rPr>
-          <w:rFonts w:ascii="Pochaevsk" w:hAnsi="Pochaevsk"/>
-          <w:color w:val="202122"/>
-        </w:rPr>
-        <w:t xml:space="preserve"> </w:t>
-      </w:r>
-      <w:r>
-        <w:rPr>
-          <w:rFonts w:ascii="Pochaevsk" w:hAnsi="Pochaevsk" w:cs="Cambria"/>
-          <w:color w:val="202122"/>
-        </w:rPr>
-        <w:t>ско</w:t>
-      </w:r>
-      <w:r>
-        <w:rPr>
-          <w:rFonts w:ascii="Pochaevsk" w:hAnsi="Pochaevsk"/>
-          <w:color w:val="202122"/>
-        </w:rPr>
-        <w:t>́</w:t>
-      </w:r>
-      <w:r>
-        <w:rPr>
-          <w:rFonts w:ascii="Pochaevsk" w:hAnsi="Pochaevsk" w:cs="Cambria"/>
-          <w:color w:val="202122"/>
-        </w:rPr>
-        <w:t>рѡ</w:t>
-      </w:r>
-      <w:r>
-        <w:rPr>
-          <w:rFonts w:ascii="Pochaevsk" w:hAnsi="Pochaevsk"/>
-          <w:color w:val="202122"/>
-        </w:rPr>
-        <w:t xml:space="preserve"> </w:t>
-      </w:r>
-      <w:r>
-        <w:rPr>
-          <w:rFonts w:ascii="Pochaevsk" w:hAnsi="Pochaevsk" w:cs="Cambria"/>
-          <w:color w:val="202122"/>
-        </w:rPr>
-        <w:t>не</w:t>
-      </w:r>
-      <w:r>
-        <w:rPr>
-          <w:rFonts w:ascii="Pochaevsk" w:hAnsi="Pochaevsk"/>
-          <w:color w:val="202122"/>
-        </w:rPr>
-        <w:t xml:space="preserve"> </w:t>
-      </w:r>
-      <w:r>
-        <w:rPr>
-          <w:rFonts w:ascii="Pochaevsk" w:hAnsi="Pochaevsk" w:cs="Cambria"/>
-          <w:color w:val="202122"/>
-        </w:rPr>
-        <w:t>возлага</w:t>
-      </w:r>
-      <w:r>
-        <w:rPr>
-          <w:rFonts w:ascii="Pochaevsk" w:hAnsi="Pochaevsk"/>
-          <w:color w:val="202122"/>
-        </w:rPr>
-        <w:t>́</w:t>
-      </w:r>
-      <w:r>
-        <w:rPr>
-          <w:rFonts w:ascii="Pochaevsk" w:hAnsi="Pochaevsk" w:cs="Cambria"/>
-          <w:color w:val="202122"/>
-        </w:rPr>
-        <w:t>й</w:t>
-      </w:r>
-      <w:r>
-        <w:rPr>
-          <w:rFonts w:ascii="Pochaevsk" w:hAnsi="Pochaevsk"/>
-          <w:color w:val="202122"/>
-        </w:rPr>
-        <w:t xml:space="preserve"> </w:t>
-      </w:r>
-      <w:r>
-        <w:rPr>
-          <w:rFonts w:ascii="Pochaevsk" w:hAnsi="Pochaevsk" w:cs="Cambria"/>
-          <w:color w:val="202122"/>
-        </w:rPr>
-        <w:t>ни</w:t>
-      </w:r>
-      <w:r>
-        <w:rPr>
-          <w:rFonts w:ascii="Pochaevsk" w:hAnsi="Pochaevsk"/>
-          <w:color w:val="202122"/>
-        </w:rPr>
-        <w:t xml:space="preserve"> </w:t>
-      </w:r>
-      <w:r>
-        <w:rPr>
-          <w:rFonts w:ascii="Pochaevsk" w:hAnsi="Pochaevsk" w:cs="Cambria"/>
-          <w:color w:val="202122"/>
-        </w:rPr>
-        <w:t>на</w:t>
-      </w:r>
-      <w:r>
-        <w:rPr>
-          <w:rFonts w:ascii="Pochaevsk" w:hAnsi="Pochaevsk"/>
-          <w:color w:val="202122"/>
-        </w:rPr>
-        <w:t xml:space="preserve"> </w:t>
-      </w:r>
-      <w:r>
-        <w:rPr>
-          <w:rFonts w:ascii="Pochaevsk" w:hAnsi="Pochaevsk" w:cs="Cambria"/>
-          <w:color w:val="202122"/>
-        </w:rPr>
-        <w:t>кого</w:t>
-      </w:r>
-      <w:r>
-        <w:rPr>
-          <w:rFonts w:ascii="Pochaevsk" w:hAnsi="Pochaevsk"/>
-          <w:color w:val="202122"/>
-        </w:rPr>
-        <w:t>́</w:t>
-      </w:r>
-      <w:r>
-        <w:rPr>
-          <w:rFonts w:ascii="Pochaevsk" w:hAnsi="Pochaevsk" w:cs="Cambria"/>
-          <w:color w:val="202122"/>
-        </w:rPr>
-        <w:t>же</w:t>
-      </w:r>
-      <w:r>
-        <w:rPr>
-          <w:rFonts w:ascii="Pochaevsk" w:hAnsi="Pochaevsk"/>
-          <w:color w:val="202122"/>
-        </w:rPr>
-        <w:t xml:space="preserve">, </w:t>
-      </w:r>
-      <w:r>
-        <w:rPr>
-          <w:rFonts w:ascii="Pochaevsk" w:hAnsi="Pochaevsk" w:cs="Cambria"/>
-          <w:color w:val="202122"/>
-        </w:rPr>
-        <w:t>нижѐ</w:t>
-      </w:r>
-      <w:r>
-        <w:rPr>
-          <w:rFonts w:ascii="Pochaevsk" w:hAnsi="Pochaevsk"/>
-          <w:color w:val="202122"/>
-        </w:rPr>
-        <w:t xml:space="preserve"> </w:t>
-      </w:r>
-      <w:r>
-        <w:rPr>
-          <w:rFonts w:ascii="Pochaevsk" w:hAnsi="Pochaevsk" w:cs="Cambria"/>
-          <w:color w:val="202122"/>
-        </w:rPr>
-        <w:t>приѡбща</w:t>
-      </w:r>
-      <w:r>
-        <w:rPr>
-          <w:rFonts w:ascii="Pochaevsk" w:hAnsi="Pochaevsk"/>
-          <w:color w:val="202122"/>
-        </w:rPr>
-        <w:t>́</w:t>
-      </w:r>
-      <w:r>
-        <w:rPr>
-          <w:rFonts w:ascii="Pochaevsk" w:hAnsi="Pochaevsk" w:cs="Cambria"/>
-          <w:color w:val="202122"/>
-        </w:rPr>
-        <w:t>йсѧ</w:t>
-      </w:r>
-      <w:r>
-        <w:rPr>
-          <w:rFonts w:ascii="Pochaevsk" w:hAnsi="Pochaevsk"/>
-          <w:color w:val="202122"/>
-        </w:rPr>
-        <w:t xml:space="preserve"> </w:t>
-      </w:r>
-      <w:r>
-        <w:rPr>
-          <w:rFonts w:ascii="Pochaevsk" w:hAnsi="Pochaevsk" w:cs="Cambria"/>
-          <w:color w:val="202122"/>
-        </w:rPr>
-        <w:t>ч</w:t>
-      </w:r>
-      <w:r>
-        <w:rPr>
-          <w:rFonts w:ascii="Pochaevsk" w:hAnsi="Pochaevsk" w:cs="Segoe UI"/>
-          <w:color w:val="202122"/>
-        </w:rPr>
-        <w:t>ꙋ</w:t>
-      </w:r>
-      <w:r>
-        <w:rPr>
-          <w:rFonts w:ascii="Pochaevsk" w:hAnsi="Pochaevsk" w:cs="Cambria"/>
-          <w:color w:val="202122"/>
-        </w:rPr>
-        <w:t>жы</w:t>
-      </w:r>
-      <w:r>
-        <w:rPr>
-          <w:rFonts w:ascii="Pochaevsk" w:hAnsi="Pochaevsk"/>
-          <w:color w:val="202122"/>
-        </w:rPr>
-        <w:t>́</w:t>
-      </w:r>
-      <w:r>
-        <w:rPr>
-          <w:rFonts w:ascii="Pochaevsk" w:hAnsi="Pochaevsk" w:cs="Cambria"/>
-          <w:color w:val="202122"/>
-        </w:rPr>
-        <w:t>мъ</w:t>
-      </w:r>
-      <w:r>
-        <w:rPr>
-          <w:rFonts w:ascii="Pochaevsk" w:hAnsi="Pochaevsk"/>
-          <w:color w:val="202122"/>
-        </w:rPr>
-        <w:t xml:space="preserve"> </w:t>
-      </w:r>
-      <w:r>
-        <w:rPr>
-          <w:rFonts w:ascii="Pochaevsk" w:hAnsi="Pochaevsk" w:cs="Cambria"/>
-          <w:color w:val="202122"/>
-        </w:rPr>
-        <w:t>грѣхѡ</w:t>
-      </w:r>
-      <w:r>
-        <w:rPr>
-          <w:rFonts w:ascii="Pochaevsk" w:hAnsi="Pochaevsk"/>
-          <w:color w:val="202122"/>
-        </w:rPr>
-        <w:t>́</w:t>
-      </w:r>
-      <w:r>
-        <w:rPr>
-          <w:rFonts w:ascii="Pochaevsk" w:hAnsi="Pochaevsk" w:cs="Cambria"/>
-          <w:color w:val="202122"/>
-        </w:rPr>
-        <w:t>мъ</w:t>
-      </w:r>
-      <w:r>
-        <w:rPr>
-          <w:rFonts w:ascii="Pochaevsk" w:hAnsi="Pochaevsk"/>
-          <w:color w:val="202122"/>
-        </w:rPr>
-        <w:t xml:space="preserve">: </w:t>
-      </w:r>
-      <w:r>
-        <w:rPr>
-          <w:rFonts w:ascii="Pochaevsk" w:hAnsi="Pochaevsk" w:cs="Cambria"/>
-          <w:color w:val="202122"/>
-        </w:rPr>
         <w:t>себѐ</w:t>
       </w:r>
       <w:r>
